--- a/Part-Two-Ch07-The-Union-Breaks/Antietam.docx
+++ b/Part-Two-Ch07-The-Union-Breaks/Antietam.docx
@@ -9,25 +9,22 @@
         <w:tblLook w:firstColumn="1" w:firstRow="1" w:lastColumn="0" w:lastRow="0" w:noHBand="0" w:noVBand="1" w:val="04A0"/>
       </w:tblPr>
       <w:tblGrid>
-        <w:gridCol w:w="9936"/>
+        <w:gridCol w:w="10224"/>
       </w:tblGrid>
       <w:tr>
         <w:tc>
           <w:tcPr>
-            <w:tcW w:type="dxa" w:w="9936"/>
+            <w:tcW w:type="dxa" w:w="10224"/>
             <w:shd w:val="clear" w:fill="B1442F"/>
           </w:tcPr>
           <w:p>
-            <w:pPr>
-              <w:jc w:val="left"/>
-            </w:pPr>
             <w:r>
               <w:rPr>
                 <w:b/>
                 <w:color w:val="FFE6DE"/>
                 <w:sz w:val="18"/>
               </w:rPr>
-              <w:t>CHAPTER 7 · DEEP DIVE · A HOUSE DIVIDED</w:t>
+              <w:t>PROMISE &amp; PRACTICE  ·  DEEP DIVE  ·  SOURCE ANALYSIS</w:t>
             </w:r>
           </w:p>
           <w:p>
@@ -35,18 +32,19 @@
               <w:rPr>
                 <w:b/>
                 <w:color w:val="FFFFFF"/>
-                <w:sz w:val="40"/>
+                <w:sz w:val="42"/>
               </w:rPr>
-              <w:t>Antietam</w:t>
+              <w:t>Antietam — A House Divided</w:t>
             </w:r>
           </w:p>
           <w:p>
             <w:r>
               <w:rPr>
+                <w:i/>
                 <w:color w:val="FFE6DE"/>
-                <w:sz w:val="21"/>
+                <w:sz w:val="22"/>
               </w:rPr>
-              <w:t>The bloodiest single day in American history — and the first time the public saw what a battlefield truly looked like. September 1862.</w:t>
+              <w:t>When the Camera Went to the Dead</w:t>
             </w:r>
           </w:p>
         </w:tc>
@@ -64,7 +62,7 @@
         <w:rPr>
           <w:sz w:val="21"/>
         </w:rPr>
-        <w:t xml:space="preserve">__________________________    </w:t>
+        <w:t xml:space="preserve">______________________________    </w:t>
       </w:r>
       <w:r>
         <w:rPr>
@@ -90,30 +88,238 @@
         <w:rPr>
           <w:sz w:val="21"/>
         </w:rPr>
-        <w:t>______________</w:t>
+        <w:t>________________</w:t>
+      </w:r>
+    </w:p>
+    <w:tbl>
+      <w:tblPr>
+        <w:tblW w:type="auto" w:w="0"/>
+        <w:tblLayout w:type="autofit"/>
+        <w:tblLook w:firstColumn="1" w:firstRow="1" w:lastColumn="0" w:lastRow="0" w:noHBand="0" w:noVBand="1" w:val="04A0"/>
+      </w:tblPr>
+      <w:tblGrid>
+        <w:gridCol w:w="10224"/>
+      </w:tblGrid>
+      <w:tr>
+        <w:tc>
+          <w:tcPr>
+            <w:tcW w:type="dxa" w:w="10224"/>
+            <w:shd w:val="clear" w:fill="f4c04e"/>
+          </w:tcPr>
+          <w:p>
+            <w:r>
+              <w:rPr>
+                <w:b/>
+                <w:color w:val="5A4512"/>
+                <w:sz w:val="19"/>
+              </w:rPr>
+              <w:t xml:space="preserve">WHAT I CAN DO TODAY   </w:t>
+            </w:r>
+            <w:r>
+              <w:rPr>
+                <w:color w:val="5A4512"/>
+                <w:sz w:val="21"/>
+              </w:rPr>
+              <w:t>I can read primary sources about Antietam — A House Divided, weigh who made each one and why, and use evidence to answer historical questions.</w:t>
+            </w:r>
+          </w:p>
+        </w:tc>
+      </w:tr>
+    </w:tbl>
+    <w:p>
+      <w:r>
+        <w:rPr>
+          <w:b/>
+          <w:color w:val="B1442F"/>
+        </w:rPr>
+        <w:t xml:space="preserve">Directions. </w:t>
+      </w:r>
+      <w:r>
+        <w:rPr>
+          <w:sz w:val="22"/>
+        </w:rPr>
+        <w:t>A photograph feels like pure truth. A historian asks harder questions: who made it, why, and what is outside the frame?</w:t>
       </w:r>
     </w:p>
     <w:p/>
     <w:p>
       <w:r>
         <w:rPr>
+          <w:b/>
+          <w:color w:val="B1442F"/>
+          <w:sz w:val="26"/>
+        </w:rPr>
+        <w:t>THE SOURCES</w:t>
+      </w:r>
+    </w:p>
+    <w:p>
+      <w:pPr>
+        <w:spacing w:before="160"/>
+      </w:pPr>
+      <w:r>
+        <w:rPr>
+          <w:b/>
+          <w:color w:val="1C1714"/>
+          <w:sz w:val="23"/>
+        </w:rPr>
+        <w:t>SOURCE A · THE PHOTOGRAPH  —  The dead near the Dunker Church</w:t>
+      </w:r>
+    </w:p>
+    <w:p>
+      <w:pPr>
+        <w:jc w:val="center"/>
+      </w:pPr>
+      <w:r>
+        <w:drawing>
+          <wp:inline xmlns:a="http://schemas.openxmlformats.org/drawingml/2006/main" xmlns:pic="http://schemas.openxmlformats.org/drawingml/2006/picture">
+            <wp:extent cx="3931920" cy="3180923"/>
+            <wp:docPr id="1" name="Picture 1"/>
+            <wp:cNvGraphicFramePr>
+              <a:graphicFrameLocks noChangeAspect="1"/>
+            </wp:cNvGraphicFramePr>
+            <a:graphic>
+              <a:graphicData uri="http://schemas.openxmlformats.org/drawingml/2006/picture">
+                <pic:pic>
+                  <pic:nvPicPr>
+                    <pic:cNvPr id="0" name="image.jpg"/>
+                    <pic:cNvPicPr/>
+                  </pic:nvPicPr>
+                  <pic:blipFill>
+                    <a:blip r:embed="rId9"/>
+                    <a:stretch>
+                      <a:fillRect/>
+                    </a:stretch>
+                  </pic:blipFill>
+                  <pic:spPr>
+                    <a:xfrm>
+                      <a:off x="0" y="0"/>
+                      <a:ext cx="3931920" cy="3180923"/>
+                    </a:xfrm>
+                    <a:prstGeom prst="rect"/>
+                  </pic:spPr>
+                </pic:pic>
+              </a:graphicData>
+            </a:graphic>
+          </wp:inline>
+        </w:drawing>
+      </w:r>
+    </w:p>
+    <w:p>
+      <w:r>
+        <w:rPr>
+          <w:color w:val="6A6256"/>
+          <w:sz w:val="17"/>
+        </w:rPr>
+        <w:t>Confederate dead in a row near the Dunker Church, Antietam — photograph by Alexander Gardner, September 1862, public domain (Library of Congress).</w:t>
+      </w:r>
+    </w:p>
+    <w:p>
+      <w:pPr>
+        <w:spacing w:before="160"/>
+      </w:pPr>
+      <w:r>
+        <w:rPr>
+          <w:b/>
+          <w:color w:val="1C1714"/>
+          <w:sz w:val="23"/>
+        </w:rPr>
+        <w:t>SOURCE B · A SECOND PHOTOGRAPH  —  Along the Hagerstown Pike</w:t>
+      </w:r>
+    </w:p>
+    <w:p>
+      <w:pPr>
+        <w:jc w:val="center"/>
+      </w:pPr>
+      <w:r>
+        <w:drawing>
+          <wp:inline xmlns:a="http://schemas.openxmlformats.org/drawingml/2006/main" xmlns:pic="http://schemas.openxmlformats.org/drawingml/2006/picture">
+            <wp:extent cx="3931920" cy="3161264"/>
+            <wp:docPr id="2" name="Picture 2"/>
+            <wp:cNvGraphicFramePr>
+              <a:graphicFrameLocks noChangeAspect="1"/>
+            </wp:cNvGraphicFramePr>
+            <a:graphic>
+              <a:graphicData uri="http://schemas.openxmlformats.org/drawingml/2006/picture">
+                <pic:pic>
+                  <pic:nvPicPr>
+                    <pic:cNvPr id="0" name="image.jpg"/>
+                    <pic:cNvPicPr/>
+                  </pic:nvPicPr>
+                  <pic:blipFill>
+                    <a:blip r:embed="rId10"/>
+                    <a:stretch>
+                      <a:fillRect/>
+                    </a:stretch>
+                  </pic:blipFill>
+                  <pic:spPr>
+                    <a:xfrm>
+                      <a:off x="0" y="0"/>
+                      <a:ext cx="3931920" cy="3161264"/>
+                    </a:xfrm>
+                    <a:prstGeom prst="rect"/>
+                  </pic:spPr>
+                </pic:pic>
+              </a:graphicData>
+            </a:graphic>
+          </wp:inline>
+        </w:drawing>
+      </w:r>
+    </w:p>
+    <w:p>
+      <w:r>
+        <w:rPr>
+          <w:color w:val="6A6256"/>
+          <w:sz w:val="17"/>
+        </w:rPr>
+        <w:t>Confederate dead along the Hagerstown Pike fence, Antietam — photograph by Alexander Gardner, September 1862, public domain (Library of Congress).</w:t>
+      </w:r>
+    </w:p>
+    <w:p>
+      <w:pPr>
+        <w:spacing w:before="160"/>
+      </w:pPr>
+      <w:r>
+        <w:rPr>
+          <w:b/>
+          <w:color w:val="1C1714"/>
+          <w:sz w:val="23"/>
+        </w:rPr>
+        <w:t>SOURCE C · THE NEW YORK TIMES · OCTOBER 1862  —  The public reaction</w:t>
+      </w:r>
+    </w:p>
+    <w:p>
+      <w:pPr>
+        <w:ind w:left="432"/>
+      </w:pPr>
+      <w:r>
+        <w:rPr>
           <w:i/>
           <w:color w:val="1C1714"/>
           <w:sz w:val="22"/>
         </w:rPr>
-        <w:t>The bloodiest single day in American history — and the first time the public saw what a battlefield truly looked like. September 1862.</w:t>
+        <w:t>“Mr. Brady has done something to bring home to us the terrible reality … of war. … These pictures have a terrible distinctness. By the aid of the magnifying-glass, the very features of the slain may be distinguished.”</w:t>
+        <w:br/>
+        <w:t>— The New York Times, October 20, 1862. Public domain</w:t>
       </w:r>
     </w:p>
     <w:p>
-      <w:pPr>
-        <w:spacing w:after="80"/>
-      </w:pPr>
       <w:r>
         <w:rPr>
-          <w:color w:val="1C1714"/>
-          <w:sz w:val="23"/>
+          <w:color w:val="6A6256"/>
+          <w:sz w:val="17"/>
         </w:rPr>
-        <w:t>What changes when a nation can finally see its war, instead of only reading about it?</w:t>
+        <w:t>— The New York Times, October 20, 1862. Public domain.</w:t>
+      </w:r>
+    </w:p>
+    <w:p/>
+    <w:p>
+      <w:r>
+        <w:rPr>
+          <w:b/>
+          <w:color w:val="B1442F"/>
+          <w:sz w:val="26"/>
+        </w:rPr>
+        <w:t>YOUR WORK</w:t>
       </w:r>
     </w:p>
     <w:p>
@@ -123,54 +329,65 @@
       <w:r>
         <w:rPr>
           <w:b/>
-          <w:color w:val="B1442F"/>
-          <w:sz w:val="28"/>
+          <w:color w:val="FFFFFF"/>
+          <w:sz w:val="20"/>
+          <w:shd w:val="clear" w:fill="B1442F"/>
         </w:rPr>
-        <w:t>The Bloodiest Day</w:t>
+        <w:t xml:space="preserve">  QUESTION 1  </w:t>
+      </w:r>
+      <w:r>
+        <w:rPr>
+          <w:b/>
+          <w:color w:val="6A6256"/>
+          <w:sz w:val="18"/>
+        </w:rPr>
+        <w:t xml:space="preserve">   STEP 1 · OBSERVE</w:t>
       </w:r>
     </w:p>
     <w:p>
       <w:r>
         <w:rPr>
-          <w:b/>
-          <w:color w:val="6A6256"/>
-          <w:sz w:val="17"/>
+          <w:b w:val="0"/>
+          <w:color w:val="1C1714"/>
+          <w:sz w:val="23"/>
         </w:rPr>
-        <w:t>SEPTEMBER 17, 1862</w:t>
+        <w:t>Look carefully at Source A. List three specific things you can observe in the photograph. Then describe how it makes you feel — and why.</w:t>
       </w:r>
     </w:p>
     <w:p>
       <w:pPr>
-        <w:spacing w:after="80"/>
+        <w:spacing w:after="120"/>
       </w:pPr>
       <w:r>
         <w:rPr>
-          <w:color w:val="1C1714"/>
-          <w:sz w:val="23"/>
+          <w:color w:val="9A9286"/>
+          <w:sz w:val="22"/>
         </w:rPr>
-        <w:t>In September 1862, Confederate General Robert E. Lee invaded the North, marching into Maryland. The two armies collided along Antietam Creek, near Sharpsburg.</w:t>
+        <w:t>____________________________________________________________________________________________</w:t>
       </w:r>
     </w:p>
     <w:p>
       <w:pPr>
-        <w:spacing w:after="80"/>
+        <w:spacing w:after="120"/>
       </w:pPr>
       <w:r>
         <w:rPr>
-          <w:color w:val="1C1714"/>
-          <w:sz w:val="23"/>
+          <w:color w:val="9A9286"/>
+          <w:sz w:val="22"/>
         </w:rPr>
-        <w:t>In a single day — September 17, 1862 — about 23,000 men were killed, wounded, or missing. It remains the deadliest one-day battle in American history. The battle was a draw, but Lee retreated back to Virginia, letting the Union claim just enough of a victory.</w:t>
+        <w:t>____________________________________________________________________________________________</w:t>
       </w:r>
     </w:p>
     <w:p>
+      <w:pPr>
+        <w:spacing w:after="120"/>
+      </w:pPr>
       <w:r>
         <w:rPr>
-          <w:i/>
-          <w:color w:val="6A6256"/>
-          <w:sz w:val="17"/>
+          <w:color w:val="9A9286"/>
+          <w:sz w:val="22"/>
         </w:rPr>
-        <w:t>Confederate dead in a row near the Dunker Church, Antietam — photograph by Alexander Gardner, September 1862, public domain (Library of Congress).</w:t>
+        <w:t>____________________________________________________________________________________________</w:t>
       </w:r>
     </w:p>
     <w:p>
@@ -180,40 +397,77 @@
       <w:r>
         <w:rPr>
           <w:b/>
-          <w:color w:val="B1442F"/>
-          <w:sz w:val="28"/>
+          <w:color w:val="FFFFFF"/>
+          <w:sz w:val="20"/>
+          <w:shd w:val="clear" w:fill="B1442F"/>
         </w:rPr>
-        <w:t>The Dead of Antietam</w:t>
+        <w:t xml:space="preserve">  QUESTION 2  </w:t>
+      </w:r>
+      <w:r>
+        <w:rPr>
+          <w:b/>
+          <w:color w:val="6A6256"/>
+          <w:sz w:val="18"/>
+        </w:rPr>
+        <w:t xml:space="preserve">   STEP 2 · THE POWER OF THE NEW SOURCE</w:t>
       </w:r>
     </w:p>
     <w:p>
       <w:r>
         <w:rPr>
-          <w:b/>
-          <w:color w:val="6A6256"/>
-          <w:sz w:val="17"/>
+          <w:b w:val="0"/>
+          <w:color w:val="1C1714"/>
+          <w:sz w:val="23"/>
         </w:rPr>
-        <w:t>ALEXANDER GARDNER · SEPTEMBER 1862</w:t>
+        <w:t>Before 1862, the public saw war through paintings and heroic lithographs. Using Source C, why did Brady's photographs affect people so differently?</w:t>
       </w:r>
     </w:p>
     <w:p>
+      <w:pPr>
+        <w:spacing w:after="40"/>
+        <w:ind w:left="432"/>
+      </w:pPr>
       <w:r>
         <w:rPr>
-          <w:i/>
-          <w:color w:val="1C1714"/>
           <w:sz w:val="22"/>
         </w:rPr>
-        <w:t>Days after the battle, photographers walked the field before the dead were buried. No American had ever been allowed to see images like these.</w:t>
+        <w:t>☐  A.  photographs looked like undeniable reality — the actual faces of the actual dead</w:t>
       </w:r>
     </w:p>
     <w:p>
+      <w:pPr>
+        <w:spacing w:after="40"/>
+        <w:ind w:left="432"/>
+      </w:pPr>
       <w:r>
         <w:rPr>
-          <w:i/>
-          <w:color w:val="6A6256"/>
-          <w:sz w:val="17"/>
+          <w:sz w:val="22"/>
         </w:rPr>
-        <w:t>Confederate dead in a row near the Dunker Church, Antietam — photograph by Alexander Gardner, September 1862, public domain (Library of Congress).</w:t>
+        <w:t>☐  B.  photographs were in bright color</w:t>
+      </w:r>
+    </w:p>
+    <w:p>
+      <w:pPr>
+        <w:spacing w:after="40"/>
+        <w:ind w:left="432"/>
+      </w:pPr>
+      <w:r>
+        <w:rPr>
+          <w:sz w:val="22"/>
+        </w:rPr>
+        <w:t>☐  C.  photographs made the war look glorious</w:t>
+      </w:r>
+    </w:p>
+    <w:p>
+      <w:pPr>
+        <w:spacing w:after="40"/>
+        <w:ind w:left="432"/>
+      </w:pPr>
+      <w:r>
+        <w:rPr>
+          <w:sz w:val="22"/>
+        </w:rPr>
+        <w:t>☐  D.  no one actually went to the exhibition</w:t>
       </w:r>
     </w:p>
     <w:p>
@@ -223,76 +477,77 @@
       <w:r>
         <w:rPr>
           <w:b/>
-          <w:color w:val="B1442F"/>
-          <w:sz w:val="28"/>
+          <w:color w:val="FFFFFF"/>
+          <w:sz w:val="20"/>
+          <w:shd w:val="clear" w:fill="B1442F"/>
         </w:rPr>
-        <w:t>“The Dead of Antietam”</w:t>
+        <w:t xml:space="preserve">  QUESTION 3  </w:t>
+      </w:r>
+      <w:r>
+        <w:rPr>
+          <w:b/>
+          <w:color w:val="6A6256"/>
+          <w:sz w:val="18"/>
+        </w:rPr>
+        <w:t xml:space="preserve">   STEP 3 · EVIDENCE HAS AN AUTHOR</w:t>
       </w:r>
     </w:p>
     <w:p>
       <w:r>
         <w:rPr>
-          <w:b/>
-          <w:color w:val="6A6256"/>
-          <w:sz w:val="17"/>
+          <w:b w:val="0"/>
+          <w:color w:val="1C1714"/>
+          <w:sz w:val="23"/>
         </w:rPr>
-        <w:t>OCTOBER 1862 · NEW YORK CITY</w:t>
+        <w:t>Historians have shown that Gardner sometimes rearranged a scene — even moving a body — to make a more powerful picture. Does that mean his photographs are not good historical evidence? Explain what they still prove, and what we must be careful about.</w:t>
       </w:r>
     </w:p>
     <w:p>
       <w:pPr>
-        <w:spacing w:after="80"/>
+        <w:spacing w:after="120"/>
       </w:pPr>
       <w:r>
         <w:rPr>
-          <w:color w:val="1C1714"/>
-          <w:sz w:val="23"/>
+          <w:color w:val="9A9286"/>
+          <w:sz w:val="22"/>
         </w:rPr>
-        <w:t>A few weeks later, photographer Mathew Brady opened an exhibition in New York City titled “The Dead of Antietam.” For the first time, ordinary Americans — far from any battlefield — stood face to face with photographs of their own countrymen lying dead in the fields.</w:t>
+        <w:t>____________________________________________________________________________________________</w:t>
       </w:r>
     </w:p>
     <w:p>
       <w:pPr>
-        <w:spacing w:after="80"/>
+        <w:spacing w:after="120"/>
       </w:pPr>
       <w:r>
         <w:rPr>
-          <w:color w:val="1C1714"/>
-          <w:sz w:val="23"/>
+          <w:color w:val="9A9286"/>
+          <w:sz w:val="22"/>
         </w:rPr>
-        <w:t>There was no filter, no heroic painting, no flattering lithograph. Just the bodies, exactly as the camera found them. The public was stunned.</w:t>
-      </w:r>
-    </w:p>
-    <w:p>
-      <w:r>
-        <w:rPr>
-          <w:i/>
-          <w:color w:val="6A6256"/>
-          <w:sz w:val="17"/>
-        </w:rPr>
-        <w:t>Confederate dead along the Hagerstown Pike fence, Antietam — photograph by Alexander Gardner, September 1862, public domain (Library of Congress).</w:t>
-      </w:r>
-    </w:p>
-    <w:p>
-      <w:r>
-        <w:rPr>
-          <w:b/>
-          <w:color w:val="6A6256"/>
-          <w:sz w:val="17"/>
-        </w:rPr>
-        <w:t>THE NEW YORK TIMES, ON BRADY'S EXHIBITION · 1862</w:t>
+        <w:t>____________________________________________________________________________________________</w:t>
       </w:r>
     </w:p>
     <w:p>
       <w:pPr>
-        <w:spacing w:after="80"/>
+        <w:spacing w:after="120"/>
       </w:pPr>
       <w:r>
         <w:rPr>
-          <w:color w:val="1C1714"/>
-          <w:sz w:val="23"/>
+          <w:color w:val="9A9286"/>
+          <w:sz w:val="22"/>
         </w:rPr>
-        <w:t>Mr. Brady has done something to bring home to us the terrible reality and earnestness of war. If he has not brought bodies and laid them in our dooryards … he has done something very like it.</w:t>
+        <w:t>____________________________________________________________________________________________</w:t>
+      </w:r>
+    </w:p>
+    <w:p>
+      <w:pPr>
+        <w:spacing w:after="120"/>
+      </w:pPr>
+      <w:r>
+        <w:rPr>
+          <w:color w:val="9A9286"/>
+          <w:sz w:val="22"/>
+        </w:rPr>
+        <w:t>____________________________________________________________________________________________</w:t>
       </w:r>
     </w:p>
     <w:p>
@@ -302,219 +557,79 @@
       <w:r>
         <w:rPr>
           <w:b/>
-          <w:color w:val="B1442F"/>
-          <w:sz w:val="28"/>
+          <w:color w:val="FFFFFF"/>
+          <w:sz w:val="20"/>
+          <w:shd w:val="clear" w:fill="B1442F"/>
         </w:rPr>
-        <w:t>Along the Hagerstown Pike</w:t>
+        <w:t xml:space="preserve">  QUESTION 4  </w:t>
+      </w:r>
+      <w:r>
+        <w:rPr>
+          <w:b/>
+          <w:color w:val="6A6256"/>
+          <w:sz w:val="18"/>
+        </w:rPr>
+        <w:t xml:space="preserve">   STEP 4 · WHY IT MATTERS</w:t>
       </w:r>
     </w:p>
     <w:p>
       <w:r>
         <w:rPr>
-          <w:b/>
-          <w:color w:val="6A6256"/>
-          <w:sz w:val="17"/>
+          <w:b w:val="0"/>
+          <w:color w:val="1C1714"/>
+          <w:sz w:val="23"/>
         </w:rPr>
-        <w:t>ALEXANDER GARDNER · SEPTEMBER 1862</w:t>
-      </w:r>
-    </w:p>
-    <w:p>
-      <w:r>
-        <w:rPr>
-          <w:i/>
-          <w:color w:val="1C1714"/>
-          <w:sz w:val="22"/>
-        </w:rPr>
-        <w:t>Gardner sometimes photographed the same dead from several angles — and historians have shown he occasionally moved objects, or even a body, to compose a stronger picture. Even ‘honest’ evidence has an author.</w:t>
-      </w:r>
-    </w:p>
-    <w:p>
-      <w:r>
-        <w:rPr>
-          <w:i/>
-          <w:color w:val="6A6256"/>
-          <w:sz w:val="17"/>
-        </w:rPr>
-        <w:t>Confederate dead along the Hagerstown Pike fence, Antietam — photograph by Alexander Gardner, September 1862, public domain (Library of Congress).</w:t>
+        <w:t>In two or three sentences: how did photographs like these change the way Americans understood the war — and why is it important that, from 1862 on, the public could finally see it?</w:t>
       </w:r>
     </w:p>
     <w:p>
       <w:pPr>
-        <w:spacing w:before="200"/>
+        <w:spacing w:after="120"/>
       </w:pPr>
       <w:r>
         <w:rPr>
-          <w:b/>
-          <w:color w:val="B1442F"/>
-          <w:sz w:val="28"/>
-        </w:rPr>
-        <w:t>The Dunker Church</w:t>
-      </w:r>
-    </w:p>
-    <w:p>
-      <w:r>
-        <w:rPr>
-          <w:b/>
-          <w:color w:val="6A6256"/>
-          <w:sz w:val="17"/>
-        </w:rPr>
-        <w:t>THE LANDMARK THEY FOUGHT FOR</w:t>
-      </w:r>
-    </w:p>
-    <w:p>
-      <w:r>
-        <w:rPr>
-          <w:i/>
-          <w:color w:val="1C1714"/>
+          <w:color w:val="9A9286"/>
           <w:sz w:val="22"/>
         </w:rPr>
-        <w:t>A small whitewashed church of a German Baptist sect sat at the heart of the morning's fighting. The cornfields around it changed hands again and again.</w:t>
-      </w:r>
-    </w:p>
-    <w:p>
-      <w:r>
-        <w:rPr>
-          <w:i/>
-          <w:color w:val="6A6256"/>
-          <w:sz w:val="17"/>
-        </w:rPr>
-        <w:t>The Dunker Church, Antietam battlefield — photograph, September 1862, public domain (Library of Congress).</w:t>
+        <w:t>____________________________________________________________________________________________</w:t>
       </w:r>
     </w:p>
     <w:p>
       <w:pPr>
-        <w:spacing w:before="200"/>
+        <w:spacing w:after="120"/>
       </w:pPr>
       <w:r>
         <w:rPr>
-          <w:b/>
-          <w:color w:val="B1442F"/>
-          <w:sz w:val="28"/>
-        </w:rPr>
-        <w:t>Lincoln Comes to the Field</w:t>
-      </w:r>
-    </w:p>
-    <w:p>
-      <w:r>
-        <w:rPr>
-          <w:b/>
-          <w:color w:val="6A6256"/>
-          <w:sz w:val="17"/>
-        </w:rPr>
-        <w:t>OCTOBER 1862</w:t>
-      </w:r>
-    </w:p>
-    <w:p>
-      <w:r>
-        <w:rPr>
-          <w:i/>
-          <w:color w:val="1C1714"/>
+          <w:color w:val="9A9286"/>
           <w:sz w:val="22"/>
         </w:rPr>
-        <w:t>Two weeks later Lincoln visited the army and pressed a cautious General McClellan to pursue Lee. McClellan delayed — and Lincoln soon removed him from command.</w:t>
-      </w:r>
-    </w:p>
-    <w:p>
-      <w:r>
-        <w:rPr>
-          <w:i/>
-          <w:color w:val="6A6256"/>
-          <w:sz w:val="17"/>
-        </w:rPr>
-        <w:t>President Lincoln with General McClellan and officers at Antietam — photograph by Alexander Gardner, October 1862, public domain (Library of Congress).</w:t>
+        <w:t>____________________________________________________________________________________________</w:t>
       </w:r>
     </w:p>
     <w:p>
       <w:pPr>
-        <w:spacing w:before="200"/>
+        <w:spacing w:after="120"/>
       </w:pPr>
       <w:r>
         <w:rPr>
-          <w:b/>
-          <w:color w:val="B1442F"/>
-          <w:sz w:val="28"/>
+          <w:color w:val="9A9286"/>
+          <w:sz w:val="22"/>
         </w:rPr>
-        <w:t>Twin Turning Points</w:t>
-      </w:r>
-    </w:p>
-    <w:p>
-      <w:r>
-        <w:rPr>
-          <w:b/>
-          <w:color w:val="6A6256"/>
-          <w:sz w:val="17"/>
-        </w:rPr>
-        <w:t>WHY IT MATTERS</w:t>
+        <w:t>____________________________________________________________________________________________</w:t>
       </w:r>
     </w:p>
     <w:p>
       <w:pPr>
-        <w:spacing w:after="80"/>
+        <w:spacing w:after="120"/>
       </w:pPr>
       <w:r>
         <w:rPr>
-          <w:color w:val="1C1714"/>
-          <w:sz w:val="23"/>
+          <w:color w:val="9A9286"/>
+          <w:sz w:val="22"/>
         </w:rPr>
-        <w:t>Antietam changed the war twice over. On the battlefield, Lee's retreat gave Lincoln the victory he had been waiting for — five days later he issued the preliminary Emancipation Proclamation.</w:t>
+        <w:t>____________________________________________________________________________________________</w:t>
       </w:r>
     </w:p>
-    <w:p>
-      <w:pPr>
-        <w:spacing w:after="80"/>
-      </w:pPr>
-      <w:r>
-        <w:rPr>
-          <w:color w:val="1C1714"/>
-          <w:sz w:val="23"/>
-        </w:rPr>
-        <w:t>And in Brady's gallery, the photograph changed how war itself would be remembered. From now on, the camera — not just the painter — would tell the story. A battlefield could no longer be hidden behind glory.</w:t>
-      </w:r>
-    </w:p>
-    <w:p>
-      <w:r>
-        <w:rPr>
-          <w:i/>
-          <w:color w:val="6A6256"/>
-          <w:sz w:val="17"/>
-        </w:rPr>
-        <w:t>President Lincoln with General McClellan and officers at Antietam — photograph by Alexander Gardner, October 1862, public domain (Library of Congress).</w:t>
-      </w:r>
-    </w:p>
-    <w:p>
-      <w:pPr>
-        <w:spacing w:before="200"/>
-      </w:pPr>
-      <w:r>
-        <w:rPr>
-          <w:b/>
-          <w:color w:val="B1442F"/>
-          <w:sz w:val="28"/>
-        </w:rPr>
-        <w:t>Read the Camera as Evidence</w:t>
-      </w:r>
-    </w:p>
-    <w:p>
-      <w:r>
-        <w:rPr>
-          <w:b/>
-          <w:color w:val="6A6256"/>
-          <w:sz w:val="17"/>
-        </w:rPr>
-        <w:t>YOUR TURN</w:t>
-      </w:r>
-    </w:p>
-    <w:p>
-      <w:r>
-        <w:rPr>
-          <w:i/>
-          <w:color w:val="1C1714"/>
-          <w:sz w:val="22"/>
-        </w:rPr>
-        <w:t>You'll examine Gardner's photographs the way a historian examines any source — asking what they prove, what they leave out, and whether a ‘true’ photograph can still be shaped by its maker.</w:t>
-      </w:r>
-    </w:p>
-    <w:p/>
     <w:p>
       <w:pPr>
         <w:jc w:val="center"/>
@@ -527,9 +642,160 @@
         <w:t>Promise &amp; Practice · ShadowDog Digital Studios · Unit 2</w:t>
       </w:r>
     </w:p>
+    <w:p>
+      <w:r>
+        <w:br w:type="page"/>
+      </w:r>
+    </w:p>
+    <w:tbl>
+      <w:tblPr>
+        <w:tblW w:type="auto" w:w="0"/>
+        <w:tblLayout w:type="autofit"/>
+        <w:tblLook w:firstColumn="1" w:firstRow="1" w:lastColumn="0" w:lastRow="0" w:noHBand="0" w:noVBand="1" w:val="04A0"/>
+      </w:tblPr>
+      <w:tblGrid>
+        <w:gridCol w:w="10224"/>
+      </w:tblGrid>
+      <w:tr>
+        <w:tc>
+          <w:tcPr>
+            <w:tcW w:type="dxa" w:w="10224"/>
+            <w:shd w:val="clear" w:fill="2c2219"/>
+          </w:tcPr>
+          <w:p>
+            <w:r>
+              <w:rPr>
+                <w:b/>
+                <w:color w:val="F0A184"/>
+                <w:sz w:val="28"/>
+              </w:rPr>
+              <w:t>TEACHER ANSWER KEY  —  Antietam — A House Divided</w:t>
+            </w:r>
+          </w:p>
+        </w:tc>
+      </w:tr>
+    </w:tbl>
+    <w:p/>
+    <w:p>
+      <w:r>
+        <w:rPr>
+          <w:b/>
+          <w:color w:val="B1442F"/>
+          <w:sz w:val="22"/>
+        </w:rPr>
+        <w:t xml:space="preserve">QUESTION 1:  </w:t>
+      </w:r>
+      <w:r>
+        <w:rPr>
+          <w:sz w:val="22"/>
+        </w:rPr>
+        <w:t>Open response.</w:t>
+      </w:r>
+    </w:p>
+    <w:p>
+      <w:pPr>
+        <w:ind w:left="432"/>
+      </w:pPr>
+      <w:r>
+        <w:rPr>
+          <w:i/>
+          <w:color w:val="6A6256"/>
+          <w:sz w:val="21"/>
+        </w:rPr>
+        <w:t>Look for a response along the lines of: “I observe: 1)… 2)… 3)… It makes me feel… because…”</w:t>
+      </w:r>
+    </w:p>
+    <w:p>
+      <w:r>
+        <w:rPr>
+          <w:b/>
+          <w:color w:val="B1442F"/>
+          <w:sz w:val="22"/>
+        </w:rPr>
+        <w:t xml:space="preserve">QUESTION 2:  </w:t>
+      </w:r>
+      <w:r>
+        <w:rPr>
+          <w:b/>
+          <w:sz w:val="22"/>
+        </w:rPr>
+        <w:t>Correct — A. photographs looked like undeniable reality — the actual faces of the actual dead</w:t>
+      </w:r>
+    </w:p>
+    <w:p>
+      <w:pPr>
+        <w:ind w:left="432"/>
+      </w:pPr>
+      <w:r>
+        <w:rPr>
+          <w:i/>
+          <w:color w:val="6A6256"/>
+          <w:sz w:val="21"/>
+        </w:rPr>
+        <w:t>Right. A photograph carried a ‘terrible distinctness’ — it looked like unarguable reality, the real faces of the real dead, not an artist's flattering version. That made the war impossible to romanticize.</w:t>
+      </w:r>
+    </w:p>
+    <w:p>
+      <w:r>
+        <w:rPr>
+          <w:b/>
+          <w:color w:val="B1442F"/>
+          <w:sz w:val="22"/>
+        </w:rPr>
+        <w:t xml:space="preserve">QUESTION 3:  </w:t>
+      </w:r>
+      <w:r>
+        <w:rPr>
+          <w:sz w:val="22"/>
+        </w:rPr>
+        <w:t>Open response.</w:t>
+      </w:r>
+    </w:p>
+    <w:p>
+      <w:pPr>
+        <w:ind w:left="432"/>
+      </w:pPr>
+      <w:r>
+        <w:rPr>
+          <w:i/>
+          <w:color w:val="6A6256"/>
+          <w:sz w:val="21"/>
+        </w:rPr>
+        <w:t>Look for a response along the lines of: “The photographs still prove… But we must be careful because…”</w:t>
+      </w:r>
+    </w:p>
+    <w:p>
+      <w:r>
+        <w:rPr>
+          <w:b/>
+          <w:color w:val="B1442F"/>
+          <w:sz w:val="22"/>
+        </w:rPr>
+        <w:t xml:space="preserve">QUESTION 4:  </w:t>
+      </w:r>
+      <w:r>
+        <w:rPr>
+          <w:sz w:val="22"/>
+        </w:rPr>
+        <w:t>Open response.</w:t>
+      </w:r>
+    </w:p>
+    <w:p>
+      <w:pPr>
+        <w:ind w:left="432"/>
+      </w:pPr>
+      <w:r>
+        <w:rPr>
+          <w:i/>
+          <w:color w:val="6A6256"/>
+          <w:sz w:val="21"/>
+        </w:rPr>
+        <w:t>Look for a response along the lines of: “Seeing the war changed Americans because…”</w:t>
+      </w:r>
+    </w:p>
     <w:sectPr>
       <w:pgSz w:w="12240" w:h="15840"/>
-      <w:pgMar w:top="1152" w:right="1152" w:bottom="1152" w:left="1152" w:header="720" w:footer="720" w:gutter="0"/>
+      <w:pgMar w:top="1008" w:right="1008" w:bottom="1008" w:left="1008" w:header="720" w:footer="720" w:gutter="0"/>
       <w:cols w:space="720"/>
       <w:docGrid w:linePitch="360"/>
     </w:sectPr>
